--- a/Domain Study.docx
+++ b/Domain Study.docx
@@ -658,7 +658,25 @@
           <w:sz w:val="28"/>
           <w:szCs w:val="28"/>
         </w:rPr>
-        <w:t>The Healthcare and Medical Image Analysis domain offers significant opportunities for AI-based solutions. Developing a Deep Learning-based varicose vein detection system can contribute towards efficient and accessible diagnostic support for healthcare applications.</w:t>
+        <w:t xml:space="preserve">The Healthcare and Medical Image Analysis domain offers significant opportunities for AI-based solutions. Developing a Deep Learning-based varicose vein detection system can contribute towards efficient and accessible diagnostic support for healthcare applications. The proposed system utilizes advanced convolutional neural networks (CNNs) to </w:t>
+      </w:r>
+      <w:proofErr w:type="spellStart"/>
+      <w:r>
+        <w:rPr>
+          <w:rFonts w:ascii="Times New Roman" w:hAnsi="Times New Roman" w:cs="Times New Roman"/>
+          <w:sz w:val="28"/>
+          <w:szCs w:val="28"/>
+        </w:rPr>
+        <w:t>analyze</w:t>
+      </w:r>
+      <w:proofErr w:type="spellEnd"/>
+      <w:r>
+        <w:rPr>
+          <w:rFonts w:ascii="Times New Roman" w:hAnsi="Times New Roman" w:cs="Times New Roman"/>
+          <w:sz w:val="28"/>
+          <w:szCs w:val="28"/>
+        </w:rPr>
+        <w:t xml:space="preserve"> medical images and accurately identify varicose vein patterns. By enabling early detection and automated assessment, it assists healthcare professionals in improving diagnostic accuracy, optimizing treatment planning, and enhancing patient outcomes while reducing the time and effort required for manual evaluation.</w:t>
       </w:r>
     </w:p>
     <w:p>
